--- a/8 Bishops Orders - How to Fill.docx
+++ b/8 Bishops Orders - How to Fill.docx
@@ -20,15 +20,7 @@
     </w:p>
     <w:p>
       <w:r>
-        <w:t xml:space="preserve">This file is a place holder. The material below is printed and included with that that is copied from the Operations Guide and simply inserted into the MKS Reference </w:t>
-      </w:r>
-      <w:proofErr w:type="gramStart"/>
-      <w:r>
-        <w:t>Guide book</w:t>
-      </w:r>
-      <w:proofErr w:type="gramEnd"/>
-      <w:r>
-        <w:t xml:space="preserve">. </w:t>
+        <w:t xml:space="preserve">This file is a place holder. The material below is printed and included with that that is copied from the Operations Guide and simply inserted into the MKS Reference Guide book. </w:t>
       </w:r>
     </w:p>
     <w:p>
@@ -38,96 +30,72 @@
           <w:szCs w:val="25"/>
         </w:rPr>
       </w:pPr>
+      <w:r>
+        <w:rPr>
+          <w:sz w:val="26"/>
+          <w:szCs w:val="26"/>
+        </w:rPr>
+        <w:t>8. Relief Society and Elders Quorum Presidencies</w:t>
+      </w:r>
     </w:p>
     <w:p>
       <w:pPr>
         <w:rPr>
-          <w:sz w:val="25"/>
-          <w:szCs w:val="25"/>
-        </w:rPr>
-      </w:pPr>
-      <w:r>
-        <w:rPr>
-          <w:sz w:val="26"/>
-          <w:szCs w:val="26"/>
-        </w:rPr>
-        <w:t>8. Relief Society and Elders Quorum Presidencies</w:t>
+          <w:i/>
+          <w:iCs/>
+          <w:sz w:val="25"/>
+          <w:szCs w:val="25"/>
+        </w:rPr>
+      </w:pPr>
+      <w:r>
+        <w:rPr>
+          <w:sz w:val="25"/>
+          <w:szCs w:val="25"/>
+        </w:rPr>
+        <w:t xml:space="preserve">The following information is from </w:t>
+      </w:r>
+      <w:r>
+        <w:rPr>
+          <w:i/>
+          <w:iCs/>
+          <w:sz w:val="25"/>
+          <w:szCs w:val="25"/>
+        </w:rPr>
+        <w:t>General Handbook: Serving in the Church of Jesus Christ of Latter-day Saints, Section 22.6.2:</w:t>
       </w:r>
     </w:p>
     <w:p>
       <w:pPr>
         <w:rPr>
-          <w:i/>
-          <w:iCs/>
-          <w:sz w:val="25"/>
-          <w:szCs w:val="25"/>
-        </w:rPr>
-      </w:pPr>
-      <w:r>
-        <w:rPr>
-          <w:sz w:val="25"/>
-          <w:szCs w:val="25"/>
-        </w:rPr>
-        <w:t xml:space="preserve">The following information is from </w:t>
-      </w:r>
-      <w:r>
-        <w:rPr>
-          <w:i/>
-          <w:iCs/>
-          <w:sz w:val="25"/>
-          <w:szCs w:val="25"/>
-        </w:rPr>
-        <w:t>General Handbook: Serving in the Church of Jesus Christ of Latter-day Saints, Section 22.6.2:</w:t>
+          <w:b/>
+          <w:bCs/>
+          <w:sz w:val="25"/>
+          <w:szCs w:val="25"/>
+        </w:rPr>
+      </w:pPr>
+      <w:r>
+        <w:rPr>
+          <w:b/>
+          <w:bCs/>
+          <w:sz w:val="25"/>
+          <w:szCs w:val="25"/>
+        </w:rPr>
+        <w:t>Relief Society and Elders Quorum Presidencies</w:t>
       </w:r>
     </w:p>
     <w:p>
       <w:pPr>
         <w:rPr>
-          <w:b/>
-          <w:bCs/>
-          <w:sz w:val="25"/>
-          <w:szCs w:val="25"/>
-        </w:rPr>
-      </w:pPr>
-      <w:r>
-        <w:rPr>
-          <w:b/>
-          <w:bCs/>
-          <w:sz w:val="25"/>
-          <w:szCs w:val="25"/>
-        </w:rPr>
-        <w:t>Relief Society and Elders Quorum Presidencies</w:t>
-      </w:r>
-    </w:p>
-    <w:p>
-      <w:pPr>
-        <w:rPr>
-          <w:sz w:val="25"/>
-          <w:szCs w:val="25"/>
-        </w:rPr>
-      </w:pPr>
-      <w:r>
-        <w:rPr>
-          <w:sz w:val="25"/>
-          <w:szCs w:val="25"/>
-        </w:rPr>
-        <w:t xml:space="preserve">Under the direction of the bishop, the Relief Society and </w:t>
-      </w:r>
-      <w:proofErr w:type="gramStart"/>
-      <w:r>
-        <w:rPr>
-          <w:sz w:val="25"/>
-          <w:szCs w:val="25"/>
-        </w:rPr>
-        <w:t>elders</w:t>
-      </w:r>
-      <w:proofErr w:type="gramEnd"/>
-      <w:r>
-        <w:rPr>
-          <w:sz w:val="25"/>
-          <w:szCs w:val="25"/>
-        </w:rPr>
-        <w:t xml:space="preserve"> quorum presidencies have a key role in caring for those in need in the ward (see 8.2.2 and 9.2.2). These leaders teach ward members to:</w:t>
+          <w:sz w:val="25"/>
+          <w:szCs w:val="25"/>
+        </w:rPr>
+      </w:pPr>
+      <w:r>
+        <w:rPr>
+          <w:sz w:val="25"/>
+          <w:szCs w:val="25"/>
+        </w:rPr>
+        <w:t>Under the direction of the bishop, the Relief Society and elders quorum presidencies have a key role in caring for those in need in the ward (see 8.2.2 and 9.2.2). These leaders teach ward members to:</w:t>
       </w:r>
     </w:p>
     <w:p>
@@ -250,23 +218,7 @@
           <w:sz w:val="25"/>
           <w:szCs w:val="25"/>
         </w:rPr>
-        <w:t xml:space="preserve"> a counselor in the Relief Society or </w:t>
-      </w:r>
-      <w:proofErr w:type="gramStart"/>
-      <w:r>
-        <w:rPr>
-          <w:sz w:val="25"/>
-          <w:szCs w:val="25"/>
-        </w:rPr>
-        <w:t>elders</w:t>
-      </w:r>
-      <w:proofErr w:type="gramEnd"/>
-      <w:r>
-        <w:rPr>
-          <w:sz w:val="25"/>
-          <w:szCs w:val="25"/>
-        </w:rPr>
-        <w:t xml:space="preserve"> quorum presidency may be assigned</w:t>
+        <w:t xml:space="preserve"> a counselor in the Relief Society or elders quorum presidency may be assigned</w:t>
       </w:r>
       <w:r>
         <w:rPr>
@@ -576,7 +528,43 @@
           <w:sz w:val="25"/>
           <w:szCs w:val="25"/>
         </w:rPr>
-        <w:t xml:space="preserve">However, service </w:t>
+        <w:t>However, service missionaries</w:t>
+      </w:r>
+      <w:r>
+        <w:rPr>
+          <w:i/>
+          <w:iCs/>
+          <w:sz w:val="25"/>
+          <w:szCs w:val="25"/>
+        </w:rPr>
+        <w:t xml:space="preserve"> </w:t>
+      </w:r>
+      <w:r>
+        <w:rPr>
+          <w:i/>
+          <w:iCs/>
+          <w:sz w:val="25"/>
+          <w:szCs w:val="25"/>
+        </w:rPr>
+        <w:t xml:space="preserve">may </w:t>
+      </w:r>
+      <w:r>
+        <w:rPr>
+          <w:i/>
+          <w:iCs/>
+          <w:sz w:val="25"/>
+          <w:szCs w:val="25"/>
+        </w:rPr>
+        <w:t>answer questions about the products that are availabl</w:t>
+      </w:r>
+      <w:r>
+        <w:rPr>
+          <w:i/>
+          <w:iCs/>
+          <w:sz w:val="25"/>
+          <w:szCs w:val="25"/>
+        </w:rPr>
+        <w:t xml:space="preserve">e. For example, the </w:t>
       </w:r>
       <w:r>
         <w:rPr>
@@ -586,51 +574,6 @@
           <w:szCs w:val="25"/>
         </w:rPr>
         <w:lastRenderedPageBreak/>
-        <w:t>missionaries</w:t>
-      </w:r>
-      <w:r>
-        <w:rPr>
-          <w:i/>
-          <w:iCs/>
-          <w:sz w:val="25"/>
-          <w:szCs w:val="25"/>
-        </w:rPr>
-        <w:t xml:space="preserve"> </w:t>
-      </w:r>
-      <w:r>
-        <w:rPr>
-          <w:i/>
-          <w:iCs/>
-          <w:sz w:val="25"/>
-          <w:szCs w:val="25"/>
-        </w:rPr>
-        <w:t xml:space="preserve">may </w:t>
-      </w:r>
-      <w:r>
-        <w:rPr>
-          <w:i/>
-          <w:iCs/>
-          <w:sz w:val="25"/>
-          <w:szCs w:val="25"/>
-        </w:rPr>
-        <w:t>answer questions about the products that are availabl</w:t>
-      </w:r>
-      <w:r>
-        <w:rPr>
-          <w:i/>
-          <w:iCs/>
-          <w:sz w:val="25"/>
-          <w:szCs w:val="25"/>
-        </w:rPr>
-        <w:t xml:space="preserve">e. For example, the </w:t>
-      </w:r>
-      <w:r>
-        <w:rPr>
-          <w:i/>
-          <w:iCs/>
-          <w:sz w:val="25"/>
-          <w:szCs w:val="25"/>
-        </w:rPr>
         <w:t>size</w:t>
       </w:r>
       <w:r>
@@ -667,17 +610,7 @@
           <w:sz w:val="25"/>
           <w:szCs w:val="25"/>
         </w:rPr>
-        <w:t xml:space="preserve">? </w:t>
-      </w:r>
-      <w:proofErr w:type="gramStart"/>
-      <w:r>
-        <w:rPr>
-          <w:i/>
-          <w:iCs/>
-          <w:sz w:val="25"/>
-          <w:szCs w:val="25"/>
-        </w:rPr>
-        <w:t>O</w:t>
+        <w:t>? O</w:t>
       </w:r>
       <w:r>
         <w:rPr>
@@ -697,7 +630,6 @@
         </w:rPr>
         <w:t>,</w:t>
       </w:r>
-      <w:proofErr w:type="gramEnd"/>
       <w:r>
         <w:rPr>
           <w:i/>
@@ -723,17 +655,7 @@
           <w:sz w:val="25"/>
           <w:szCs w:val="25"/>
         </w:rPr>
-        <w:t xml:space="preserve">spicy? </w:t>
-      </w:r>
-      <w:proofErr w:type="gramStart"/>
-      <w:r>
-        <w:rPr>
-          <w:i/>
-          <w:iCs/>
-          <w:sz w:val="25"/>
-          <w:szCs w:val="25"/>
-        </w:rPr>
-        <w:t>Or</w:t>
+        <w:t>spicy? Or</w:t>
       </w:r>
       <w:r>
         <w:rPr>
@@ -744,7 +666,6 @@
         </w:rPr>
         <w:t>,</w:t>
       </w:r>
-      <w:proofErr w:type="gramEnd"/>
       <w:r>
         <w:rPr>
           <w:i/>
